--- a/outsystems/niveau-2/deel-20/reader.docx
+++ b/outsystems/niveau-2/deel-20/reader.docx
@@ -134,6 +134,58 @@
       </w:r>
       <w:r>
         <w:t xml:space="preserve"> in O11 is deze analyse vaak een combinatie van het ingebouwde dashboard en handmatige review tegen de Architecture Canvas (deel 11); in ODC is de analyse dieper geïntegreerd en actueler, consistent met het patroon van de hele cursus. Het punt van dit deel is niet welk platform een beter dashboard heeft — het is dat je het gebruikt, in plaats van technische schuld te laten sluimeren tot hij een concreet probleem wordt.</w:t>
+      </w:r>
+    </w:p>
+    <w:p>
+      <w:pPr>
+        <w:jc w:val="center"/>
+      </w:pPr>
+      <w:r>
+        <w:drawing>
+          <wp:inline xmlns:a="http://schemas.openxmlformats.org/drawingml/2006/main" xmlns:pic="http://schemas.openxmlformats.org/drawingml/2006/picture">
+            <wp:extent cx="5580000" cy="3029143"/>
+            <wp:docPr id="1" name="Picture 1"/>
+            <wp:cNvGraphicFramePr>
+              <a:graphicFrameLocks noChangeAspect="1"/>
+            </wp:cNvGraphicFramePr>
+            <a:graphic>
+              <a:graphicData uri="http://schemas.openxmlformats.org/drawingml/2006/picture">
+                <pic:pic>
+                  <pic:nvPicPr>
+                    <pic:cNvPr id="0" name="figuur-20-1.png"/>
+                    <pic:cNvPicPr/>
+                  </pic:nvPicPr>
+                  <pic:blipFill>
+                    <a:blip r:embed="rId9"/>
+                    <a:stretch>
+                      <a:fillRect/>
+                    </a:stretch>
+                  </pic:blipFill>
+                  <pic:spPr>
+                    <a:xfrm>
+                      <a:off x="0" y="0"/>
+                      <a:ext cx="5580000" cy="3029143"/>
+                    </a:xfrm>
+                    <a:prstGeom prst="rect"/>
+                  </pic:spPr>
+                </pic:pic>
+              </a:graphicData>
+            </a:graphic>
+          </wp:inline>
+        </w:drawing>
+      </w:r>
+    </w:p>
+    <w:p>
+      <w:pPr>
+        <w:jc w:val="center"/>
+      </w:pPr>
+      <w:r>
+        <w:rPr>
+          <w:i/>
+          <w:color w:val="55606F"/>
+          <w:sz w:val="18"/>
+        </w:rPr>
+        <w:t>Figuur 20-1 — Architecture Dashboard-weergave met gemarkeerde schendingen</w:t>
       </w:r>
     </w:p>
     <w:p>
